--- a/امتحان_الفيزياء_مكيف_للمكفوفين.docx
+++ b/امتحان_الفيزياء_مكيف_للمكفوفين.docx
@@ -4,75 +4,6 @@
   <w:body>
     <w:p>
       <w:pPr>
-        <w:bidi/>
-        <w:spacing w:after="60" w:line="360"/>
-        <w:jc w:val="center"/>
-      </w:pPr>
-      <w:r>
-        <w:rPr>
-          <w:rFonts w:ascii="Arial" w:cs="Arial" w:hAnsi="Arial"/>
-          <w:b/>
-          <w:bCs/>
-          <w:sz w:val="36"/>
-          <w:szCs w:val="36"/>
-          <w:rtl/>
-        </w:rPr>
-        <w:t xml:space="preserve">مدارس المبرات – مجلس المؤسسات التعليمية</w:t>
-      </w:r>
-    </w:p>
-    <w:p>
-      <w:pPr>
-        <w:bidi/>
-        <w:spacing w:after="60" w:line="360"/>
-        <w:jc w:val="center"/>
-      </w:pPr>
-      <w:r>
-        <w:rPr>
-          <w:rFonts w:ascii="Arial" w:cs="Arial" w:hAnsi="Arial"/>
-          <w:b w:val="false"/>
-          <w:sz w:val="36"/>
-          <w:szCs w:val="36"/>
-          <w:rtl/>
-        </w:rPr>
-        <w:t xml:space="preserve">مدرسة مؤسسة الإمام الهادي (ع) للإعاقة السمعية والبصرية واضطرابات اللغة والتواصل</w:t>
-      </w:r>
-    </w:p>
-    <w:p>
-      <w:pPr>
-        <w:bidi/>
-        <w:spacing w:after="60" w:line="360"/>
-        <w:jc w:val="center"/>
-      </w:pPr>
-      <w:r>
-        <w:rPr>
-          <w:rFonts w:ascii="Arial" w:cs="Arial" w:hAnsi="Arial"/>
-          <w:b w:val="false"/>
-          <w:sz w:val="36"/>
-          <w:szCs w:val="36"/>
-          <w:rtl/>
-        </w:rPr>
-        <w:t xml:space="preserve">باسمه تعالى</w:t>
-      </w:r>
-    </w:p>
-    <w:p>
-      <w:pPr>
-        <w:bidi/>
-        <w:spacing w:after="200" w:line="360"/>
-        <w:jc w:val="center"/>
-      </w:pPr>
-      <w:r>
-        <w:rPr>
-          <w:rFonts w:ascii="Arial" w:cs="Arial" w:hAnsi="Arial"/>
-          <w:b w:val="false"/>
-          <w:sz w:val="36"/>
-          <w:szCs w:val="36"/>
-          <w:rtl/>
-        </w:rPr>
-        <w:t xml:space="preserve">الرمز: EIB – F 126      الإصدار: 01</w:t>
-      </w:r>
-    </w:p>
-    <w:p>
-      <w:pPr>
         <w:pStyle w:val="Heading1"/>
         <w:bidi/>
         <w:spacing w:after="240" w:line="360"/>
@@ -87,128 +18,24 @@
           <w:szCs w:val="36"/>
           <w:rtl/>
         </w:rPr>
-        <w:t xml:space="preserve">امتحان تشخيصي في مادة الفيزياء (نسخة مكيَّفة للمكفوفين)</w:t>
-      </w:r>
-    </w:p>
-    <w:p>
-      <w:pPr>
-        <w:bidi/>
-        <w:spacing w:after="160" w:line="360"/>
-        <w:jc w:val="right"/>
-      </w:pPr>
-      <w:r>
-        <w:rPr>
-          <w:rFonts w:ascii="Arial" w:cs="Arial" w:hAnsi="Arial"/>
-          <w:b w:val="false"/>
-          <w:sz w:val="36"/>
-          <w:szCs w:val="36"/>
-          <w:rtl/>
-        </w:rPr>
-        <w:t xml:space="preserve">العام الدراسي: 2026/2027م</w:t>
-      </w:r>
-    </w:p>
-    <w:p>
-      <w:pPr>
-        <w:bidi/>
-        <w:spacing w:after="160" w:line="360"/>
-        <w:jc w:val="right"/>
-      </w:pPr>
-      <w:r>
-        <w:rPr>
-          <w:rFonts w:ascii="Arial" w:cs="Arial" w:hAnsi="Arial"/>
-          <w:b w:val="false"/>
-          <w:sz w:val="36"/>
-          <w:szCs w:val="36"/>
-          <w:rtl/>
-        </w:rPr>
-        <w:t xml:space="preserve">التاريخ: ....................   الموافق: ....................</w:t>
-      </w:r>
-    </w:p>
-    <w:p>
-      <w:pPr>
-        <w:bidi/>
-        <w:spacing w:after="160" w:line="360"/>
-        <w:jc w:val="right"/>
-      </w:pPr>
-      <w:r>
-        <w:rPr>
-          <w:rFonts w:ascii="Arial" w:cs="Arial" w:hAnsi="Arial"/>
-          <w:b w:val="false"/>
-          <w:sz w:val="36"/>
-          <w:szCs w:val="36"/>
-          <w:rtl/>
-        </w:rPr>
-        <w:t xml:space="preserve">اسم التلميذ (ة): ....................</w:t>
-      </w:r>
-    </w:p>
-    <w:p>
-      <w:pPr>
-        <w:bidi/>
-        <w:spacing w:after="160" w:line="360"/>
-        <w:jc w:val="right"/>
-      </w:pPr>
-      <w:r>
-        <w:rPr>
-          <w:rFonts w:ascii="Arial" w:cs="Arial" w:hAnsi="Arial"/>
-          <w:b w:val="false"/>
-          <w:sz w:val="36"/>
-          <w:szCs w:val="36"/>
-          <w:rtl/>
-        </w:rPr>
-        <w:t xml:space="preserve">الصف والشعبة: التاسع أساسي – رجاء</w:t>
-      </w:r>
-    </w:p>
-    <w:p>
-      <w:pPr>
-        <w:bidi/>
-        <w:spacing w:after="160" w:line="360"/>
-        <w:jc w:val="right"/>
-      </w:pPr>
-      <w:r>
-        <w:rPr>
-          <w:rFonts w:ascii="Arial" w:cs="Arial" w:hAnsi="Arial"/>
-          <w:b w:val="false"/>
-          <w:sz w:val="36"/>
-          <w:szCs w:val="36"/>
-          <w:rtl/>
-        </w:rPr>
-        <w:t xml:space="preserve">المدة: حصة واحدة، مع وقت إضافي بحسب خطة الدعم الفردية.</w:t>
-      </w:r>
-    </w:p>
-    <w:p>
-      <w:pPr>
-        <w:bidi/>
-        <w:spacing w:after="160" w:line="360"/>
-        <w:jc w:val="right"/>
-      </w:pPr>
-      <w:r>
-        <w:rPr>
-          <w:rFonts w:ascii="Arial" w:cs="Arial" w:hAnsi="Arial"/>
-          <w:b w:val="false"/>
-          <w:sz w:val="36"/>
-          <w:szCs w:val="36"/>
-          <w:rtl/>
-        </w:rPr>
-        <w:t xml:space="preserve">مجموع العلامات: 15 علامة (التمرين 1: 4 علامات، التمرين 2: 5 علامات، التمرين 3: 6 علامات).</w:t>
-      </w:r>
-    </w:p>
-    <w:p>
-      <w:pPr>
-        <w:pStyle w:val="Heading2"/>
-        <w:bidi/>
-        <w:spacing w:after="200" w:line="360"/>
-        <w:jc w:val="right"/>
-      </w:pPr>
-      <w:r>
-        <w:rPr>
-          <w:rFonts w:ascii="Arial" w:cs="Arial" w:hAnsi="Arial"/>
-          <w:b/>
-          <w:bCs/>
-          <w:sz w:val="36"/>
-          <w:szCs w:val="36"/>
-          <w:rtl/>
-        </w:rPr>
-        <w:t xml:space="preserve">تعليمات للتلميذ</w:t>
+        <w:t xml:space="preserve">امتحان الفيزياء: الشغل والقدرة والطاقة</w:t>
+      </w:r>
+    </w:p>
+    <w:p>
+      <w:pPr>
+        <w:bidi/>
+        <w:spacing w:after="160" w:line="360"/>
+        <w:jc w:val="right"/>
+      </w:pPr>
+      <w:r>
+        <w:rPr>
+          <w:rFonts w:ascii="Arial" w:cs="Arial" w:hAnsi="Arial"/>
+          <w:b w:val="false"/>
+          <w:sz w:val="36"/>
+          <w:szCs w:val="36"/>
+          <w:rtl/>
+        </w:rPr>
+        <w:t xml:space="preserve">في هذا الامتحان ثلاثة تمارين. مجموع العلامات 15 علامة.</w:t>
       </w:r>
     </w:p>
     <w:p>
@@ -226,7 +53,7 @@
           <w:szCs w:val="36"/>
           <w:rtl/>
         </w:rPr>
-        <w:t xml:space="preserve">1. يتكوّن الامتحان من ثلاثة تمارين. كل سؤال مرقَّم.</w:t>
+        <w:t xml:space="preserve">كل سؤال له رقم.</w:t>
       </w:r>
     </w:p>
     <w:p>
@@ -244,7 +71,7 @@
           <w:szCs w:val="36"/>
           <w:rtl/>
         </w:rPr>
-        <w:t xml:space="preserve">2. اكتب رقم السؤال ثم إجابتك بعد كلمة «الإجابة».</w:t>
+        <w:t xml:space="preserve">اكتب رقم السؤال، ثم اكتب جوابك بعد كلمة «جوابي».</w:t>
       </w:r>
     </w:p>
     <w:p>
@@ -262,25 +89,24 @@
           <w:szCs w:val="36"/>
           <w:rtl/>
         </w:rPr>
-        <w:t xml:space="preserve">3. الصور في الامتحان الأصلي استُبدلت بوصف كتابي كامل، وكل الأرقام المطلوبة مكتوبة في «المعطيات».</w:t>
-      </w:r>
-    </w:p>
-    <w:p>
-      <w:pPr>
-        <w:bidi/>
-        <w:spacing w:after="80" w:line="360"/>
-        <w:ind w:right="300"/>
-        <w:jc w:val="right"/>
-      </w:pPr>
-      <w:r>
-        <w:rPr>
-          <w:rFonts w:ascii="Arial" w:cs="Arial" w:hAnsi="Arial"/>
-          <w:b w:val="false"/>
-          <w:sz w:val="36"/>
-          <w:szCs w:val="36"/>
-          <w:rtl/>
-        </w:rPr>
-        <w:t xml:space="preserve">4. يمكنك أن تطلب من المعلّم إعادة قراءة أي سؤال، أو استعمال الرسم البارز المرفق.</w:t>
+        <w:t xml:space="preserve">في التمرين الثاني والثالث توجد صورة. شرحنا لك الصورة بالكلمات، وكتبنا لك كل الأرقام التي تحتاجها.</w:t>
+      </w:r>
+    </w:p>
+    <w:p>
+      <w:pPr>
+        <w:bidi/>
+        <w:spacing w:after="160" w:line="360"/>
+        <w:jc w:val="right"/>
+      </w:pPr>
+      <w:r>
+        <w:rPr>
+          <w:rFonts w:ascii="Arial" w:cs="Arial" w:hAnsi="Arial"/>
+          <w:b w:val="false"/>
+          <w:sz w:val="36"/>
+          <w:szCs w:val="36"/>
+          <w:rtl/>
+        </w:rPr>
+        <w:t xml:space="preserve">إذا لم تفهم سؤالًا، اطلب من المعلّم أن يقرأه لك مرة ثانية.</w:t>
       </w:r>
     </w:p>
     <w:p>
@@ -304,41 +130,41 @@
           <w:szCs w:val="36"/>
           <w:rtl/>
         </w:rPr>
-        <w:t xml:space="preserve">التمرين 1: (4 علامات) – «اختبر معلوماتك»</w:t>
-      </w:r>
-    </w:p>
-    <w:p>
-      <w:pPr>
-        <w:bidi/>
-        <w:spacing w:after="160" w:line="360"/>
-        <w:jc w:val="right"/>
-      </w:pPr>
-      <w:r>
-        <w:rPr>
-          <w:rFonts w:ascii="Arial" w:cs="Arial" w:hAnsi="Arial"/>
-          <w:b w:val="false"/>
-          <w:sz w:val="36"/>
-          <w:szCs w:val="36"/>
-          <w:rtl/>
-        </w:rPr>
-        <w:t xml:space="preserve">أجب بـ «صح» أو «خطأ». إذا كانت العبارة خطأ، أعد كتابتها بشكل صحيح.</w:t>
-      </w:r>
-    </w:p>
-    <w:p>
-      <w:pPr>
-        <w:bidi/>
-        <w:spacing w:after="160" w:line="360"/>
-        <w:jc w:val="right"/>
-      </w:pPr>
-      <w:r>
-        <w:rPr>
-          <w:rFonts w:ascii="Arial" w:cs="Arial" w:hAnsi="Arial"/>
-          <w:b w:val="false"/>
-          <w:sz w:val="36"/>
-          <w:szCs w:val="36"/>
-          <w:rtl/>
-        </w:rPr>
-        <w:t xml:space="preserve">العبارة 1: الشغل هو كمية الطاقة المبذولة لتحريك جسم عندما تؤثر قوة عليه ويحدث إزاحة على مسافة.</w:t>
+        <w:t xml:space="preserve">التمرين الأول: صحيحة أم خاطئة؟ (4 علامات)</w:t>
+      </w:r>
+    </w:p>
+    <w:p>
+      <w:pPr>
+        <w:bidi/>
+        <w:spacing w:after="160" w:line="360"/>
+        <w:jc w:val="right"/>
+      </w:pPr>
+      <w:r>
+        <w:rPr>
+          <w:rFonts w:ascii="Arial" w:cs="Arial" w:hAnsi="Arial"/>
+          <w:b w:val="false"/>
+          <w:sz w:val="36"/>
+          <w:szCs w:val="36"/>
+          <w:rtl/>
+        </w:rPr>
+        <w:t xml:space="preserve">سنقرأ خمس جمل. لكل جملة: قل هل هي صحيحة أم خاطئة. إذا كانت خاطئة، اكتبها من جديد بشكل صحيح.</w:t>
+      </w:r>
+    </w:p>
+    <w:p>
+      <w:pPr>
+        <w:bidi/>
+        <w:spacing w:after="160" w:line="360"/>
+        <w:jc w:val="right"/>
+      </w:pPr>
+      <w:r>
+        <w:rPr>
+          <w:rFonts w:ascii="Arial" w:cs="Arial" w:hAnsi="Arial"/>
+          <w:b w:val="false"/>
+          <w:sz w:val="36"/>
+          <w:szCs w:val="36"/>
+          <w:rtl/>
+        </w:rPr>
+        <w:t xml:space="preserve">الجملة 1: الشغل هو الطاقة التي نبذلها لتحريك جسم. يحدث الشغل عندما تؤثر قوة على الجسم ويتحرك الجسم مسافة.</w:t>
       </w:r>
     </w:p>
     <w:p>
@@ -357,24 +183,24 @@
           <w:szCs w:val="36"/>
           <w:rtl/>
         </w:rPr>
-        <w:t xml:space="preserve">الإجابة:</w:t>
-      </w:r>
-    </w:p>
-    <w:p>
-      <w:pPr>
-        <w:bidi/>
-        <w:spacing w:after="160" w:line="360"/>
-        <w:jc w:val="right"/>
-      </w:pPr>
-      <w:r>
-        <w:rPr>
-          <w:rFonts w:ascii="Arial" w:cs="Arial" w:hAnsi="Arial"/>
-          <w:b w:val="false"/>
-          <w:sz w:val="36"/>
-          <w:szCs w:val="36"/>
-          <w:rtl/>
-        </w:rPr>
-        <w:t xml:space="preserve">العبارة 2: يمكن أن يكون الشغل أكبر عندما تكون القوة كبيرة حتى لو لم يحدث أي إزاحة.</w:t>
+        <w:t xml:space="preserve">جوابي:</w:t>
+      </w:r>
+    </w:p>
+    <w:p>
+      <w:pPr>
+        <w:bidi/>
+        <w:spacing w:after="160" w:line="360"/>
+        <w:jc w:val="right"/>
+      </w:pPr>
+      <w:r>
+        <w:rPr>
+          <w:rFonts w:ascii="Arial" w:cs="Arial" w:hAnsi="Arial"/>
+          <w:b w:val="false"/>
+          <w:sz w:val="36"/>
+          <w:szCs w:val="36"/>
+          <w:rtl/>
+        </w:rPr>
+        <w:t xml:space="preserve">الجملة 2: إذا كانت القوة كبيرة، يكون الشغل كبيرًا حتى لو لم يتحرك الجسم أبدًا.</w:t>
       </w:r>
     </w:p>
     <w:p>
@@ -393,24 +219,24 @@
           <w:szCs w:val="36"/>
           <w:rtl/>
         </w:rPr>
-        <w:t xml:space="preserve">الإجابة:</w:t>
-      </w:r>
-    </w:p>
-    <w:p>
-      <w:pPr>
-        <w:bidi/>
-        <w:spacing w:after="160" w:line="360"/>
-        <w:jc w:val="right"/>
-      </w:pPr>
-      <w:r>
-        <w:rPr>
-          <w:rFonts w:ascii="Arial" w:cs="Arial" w:hAnsi="Arial"/>
-          <w:b w:val="false"/>
-          <w:sz w:val="36"/>
-          <w:szCs w:val="36"/>
-          <w:rtl/>
-        </w:rPr>
-        <w:t xml:space="preserve">العبارة 3: تقاس القدرة بوحدة الجول.</w:t>
+        <w:t xml:space="preserve">جوابي:</w:t>
+      </w:r>
+    </w:p>
+    <w:p>
+      <w:pPr>
+        <w:bidi/>
+        <w:spacing w:after="160" w:line="360"/>
+        <w:jc w:val="right"/>
+      </w:pPr>
+      <w:r>
+        <w:rPr>
+          <w:rFonts w:ascii="Arial" w:cs="Arial" w:hAnsi="Arial"/>
+          <w:b w:val="false"/>
+          <w:sz w:val="36"/>
+          <w:szCs w:val="36"/>
+          <w:rtl/>
+        </w:rPr>
+        <w:t xml:space="preserve">الجملة 3: نقيس القدرة بوحدة اسمها الجول.</w:t>
       </w:r>
     </w:p>
     <w:p>
@@ -429,24 +255,24 @@
           <w:szCs w:val="36"/>
           <w:rtl/>
         </w:rPr>
-        <w:t xml:space="preserve">الإجابة:</w:t>
-      </w:r>
-    </w:p>
-    <w:p>
-      <w:pPr>
-        <w:bidi/>
-        <w:spacing w:after="160" w:line="360"/>
-        <w:jc w:val="right"/>
-      </w:pPr>
-      <w:r>
-        <w:rPr>
-          <w:rFonts w:ascii="Arial" w:cs="Arial" w:hAnsi="Arial"/>
-          <w:b w:val="false"/>
-          <w:sz w:val="36"/>
-          <w:szCs w:val="36"/>
-          <w:rtl/>
-        </w:rPr>
-        <w:t xml:space="preserve">العبارة 4: الطاقة الحركية لجسم تزداد كلما زادت سرعته.</w:t>
+        <w:t xml:space="preserve">جوابي:</w:t>
+      </w:r>
+    </w:p>
+    <w:p>
+      <w:pPr>
+        <w:bidi/>
+        <w:spacing w:after="160" w:line="360"/>
+        <w:jc w:val="right"/>
+      </w:pPr>
+      <w:r>
+        <w:rPr>
+          <w:rFonts w:ascii="Arial" w:cs="Arial" w:hAnsi="Arial"/>
+          <w:b w:val="false"/>
+          <w:sz w:val="36"/>
+          <w:szCs w:val="36"/>
+          <w:rtl/>
+        </w:rPr>
+        <w:t xml:space="preserve">الجملة 4: كلما زادت سرعة الجسم، زادت طاقته الحركية.</w:t>
       </w:r>
     </w:p>
     <w:p>
@@ -465,24 +291,24 @@
           <w:szCs w:val="36"/>
           <w:rtl/>
         </w:rPr>
-        <w:t xml:space="preserve">الإجابة:</w:t>
-      </w:r>
-    </w:p>
-    <w:p>
-      <w:pPr>
-        <w:bidi/>
-        <w:spacing w:after="160" w:line="360"/>
-        <w:jc w:val="right"/>
-      </w:pPr>
-      <w:r>
-        <w:rPr>
-          <w:rFonts w:ascii="Arial" w:cs="Arial" w:hAnsi="Arial"/>
-          <w:b w:val="false"/>
-          <w:sz w:val="36"/>
-          <w:szCs w:val="36"/>
-          <w:rtl/>
-        </w:rPr>
-        <w:t xml:space="preserve">العبارة 5: الطاقة الميكانيكية هي مجموع الطاقة الحركية فقط.</w:t>
+        <w:t xml:space="preserve">جوابي:</w:t>
+      </w:r>
+    </w:p>
+    <w:p>
+      <w:pPr>
+        <w:bidi/>
+        <w:spacing w:after="160" w:line="360"/>
+        <w:jc w:val="right"/>
+      </w:pPr>
+      <w:r>
+        <w:rPr>
+          <w:rFonts w:ascii="Arial" w:cs="Arial" w:hAnsi="Arial"/>
+          <w:b w:val="false"/>
+          <w:sz w:val="36"/>
+          <w:szCs w:val="36"/>
+          <w:rtl/>
+        </w:rPr>
+        <w:t xml:space="preserve">الجملة 5: الطاقة الميكانيكية هي الطاقة الحركية فقط.</w:t>
       </w:r>
     </w:p>
     <w:p>
@@ -501,7 +327,7 @@
           <w:szCs w:val="36"/>
           <w:rtl/>
         </w:rPr>
-        <w:t xml:space="preserve">الإجابة:</w:t>
+        <w:t xml:space="preserve">جوابي:</w:t>
       </w:r>
     </w:p>
     <w:p>
@@ -525,7 +351,7 @@
           <w:szCs w:val="36"/>
           <w:rtl/>
         </w:rPr>
-        <w:t xml:space="preserve">التمرين 2: (5 علامات) – الشغل والقدرة</w:t>
+        <w:t xml:space="preserve">التمرين الثاني: الشغل والقدرة (5 علامات)</w:t>
       </w:r>
     </w:p>
     <w:p>
@@ -544,41 +370,24 @@
           <w:szCs w:val="36"/>
           <w:rtl/>
         </w:rPr>
-        <w:t xml:space="preserve">الوضعية</w:t>
-      </w:r>
-    </w:p>
-    <w:p>
-      <w:pPr>
-        <w:bidi/>
-        <w:spacing w:after="160" w:line="360"/>
-        <w:jc w:val="right"/>
-      </w:pPr>
-      <w:r>
-        <w:rPr>
-          <w:rFonts w:ascii="Arial" w:cs="Arial" w:hAnsi="Arial"/>
-          <w:b w:val="false"/>
-          <w:sz w:val="36"/>
-          <w:szCs w:val="36"/>
-          <w:rtl/>
-        </w:rPr>
-        <w:t xml:space="preserve">قام تلميذ برفع صندوق كتلته 10 kg (عشرة كيلوغرام) من على الأرض إلى رفٍّ مرتفع عن الأرض بمقدار 2 m (مترين).</w:t>
-      </w:r>
-    </w:p>
-    <w:p>
-      <w:pPr>
-        <w:bidi/>
-        <w:spacing w:after="160" w:line="360"/>
-        <w:jc w:val="right"/>
-      </w:pPr>
-      <w:r>
-        <w:rPr>
-          <w:rFonts w:ascii="Arial" w:cs="Arial" w:hAnsi="Arial"/>
-          <w:b w:val="false"/>
-          <w:sz w:val="36"/>
-          <w:szCs w:val="36"/>
-          <w:rtl/>
-        </w:rPr>
-        <w:t xml:space="preserve">استعمل التلميذ قوة ثابتة مقدارها 120 N (مئة وعشرون نيوتن) في اتجاه عمودي إلى الأعلى، واستغرق إنجاز هذا العمل 5 s (خمس ثوانٍ).</w:t>
+        <w:t xml:space="preserve">القصة</w:t>
+      </w:r>
+    </w:p>
+    <w:p>
+      <w:pPr>
+        <w:bidi/>
+        <w:spacing w:after="160" w:line="360"/>
+        <w:jc w:val="right"/>
+      </w:pPr>
+      <w:r>
+        <w:rPr>
+          <w:rFonts w:ascii="Arial" w:cs="Arial" w:hAnsi="Arial"/>
+          <w:b w:val="false"/>
+          <w:sz w:val="36"/>
+          <w:szCs w:val="36"/>
+          <w:rtl/>
+        </w:rPr>
+        <w:t xml:space="preserve">تلميذ يقف في غرفة. أمامه رفّ معدني. على الأرض صندوق من الكرتون. أراد التلميذ أن يرفع الصندوق عن الأرض ويضعه على الرف.</w:t>
       </w:r>
     </w:p>
     <w:p>
@@ -597,24 +406,78 @@
           <w:szCs w:val="36"/>
           <w:rtl/>
         </w:rPr>
-        <w:t xml:space="preserve">وصف الصورة</w:t>
-      </w:r>
-    </w:p>
-    <w:p>
-      <w:pPr>
-        <w:bidi/>
-        <w:spacing w:after="240" w:line="360"/>
-        <w:jc w:val="right"/>
-      </w:pPr>
-      <w:r>
-        <w:rPr>
-          <w:rFonts w:ascii="Arial" w:cs="Arial" w:hAnsi="Arial"/>
-          <w:b w:val="false"/>
-          <w:sz w:val="36"/>
-          <w:szCs w:val="36"/>
-          <w:rtl/>
-        </w:rPr>
-        <w:t xml:space="preserve">تُظهر الصورة تلميذًا واقفًا على الأرض بجانب رفوف معدنية. يرفع التلميذ صندوقًا من الكرتون بكلتا يديه ليضعه على الرف. على الرف صندوق آخر موضوع مسبقًا. على يسار الصورة سهم عمودي يمتد من الأرض إلى مستوى الرف، ومكتوب بجانبه 2 m، أي أن ارتفاع الرف عن الأرض مترين. اتجاه الحركة والقوة من الأسفل إلى الأعلى.</w:t>
+        <w:t xml:space="preserve">شرح الصورة</w:t>
+      </w:r>
+    </w:p>
+    <w:p>
+      <w:pPr>
+        <w:bidi/>
+        <w:spacing w:after="80" w:line="360"/>
+        <w:ind w:right="300"/>
+        <w:jc w:val="right"/>
+      </w:pPr>
+      <w:r>
+        <w:rPr>
+          <w:rFonts w:ascii="Arial" w:cs="Arial" w:hAnsi="Arial"/>
+          <w:b w:val="false"/>
+          <w:sz w:val="36"/>
+          <w:szCs w:val="36"/>
+          <w:rtl/>
+        </w:rPr>
+        <w:t xml:space="preserve">في الصورة نرى التلميذ واقفًا، ويحمل الصندوق بيديه الاثنتين فوق رأسه، ليضعه على الرف.</w:t>
+      </w:r>
+    </w:p>
+    <w:p>
+      <w:pPr>
+        <w:bidi/>
+        <w:spacing w:after="80" w:line="360"/>
+        <w:ind w:right="300"/>
+        <w:jc w:val="right"/>
+      </w:pPr>
+      <w:r>
+        <w:rPr>
+          <w:rFonts w:ascii="Arial" w:cs="Arial" w:hAnsi="Arial"/>
+          <w:b w:val="false"/>
+          <w:sz w:val="36"/>
+          <w:szCs w:val="36"/>
+          <w:rtl/>
+        </w:rPr>
+        <w:t xml:space="preserve">على الرف صندوق آخر موضوع من قبل.</w:t>
+      </w:r>
+    </w:p>
+    <w:p>
+      <w:pPr>
+        <w:bidi/>
+        <w:spacing w:after="80" w:line="360"/>
+        <w:ind w:right="300"/>
+        <w:jc w:val="right"/>
+      </w:pPr>
+      <w:r>
+        <w:rPr>
+          <w:rFonts w:ascii="Arial" w:cs="Arial" w:hAnsi="Arial"/>
+          <w:b w:val="false"/>
+          <w:sz w:val="36"/>
+          <w:szCs w:val="36"/>
+          <w:rtl/>
+        </w:rPr>
+        <w:t xml:space="preserve">بجانب التلميذ سهم يبدأ من الأرض ويصعد إلى الأعلى حتى يصل إلى الرف.</w:t>
+      </w:r>
+    </w:p>
+    <w:p>
+      <w:pPr>
+        <w:bidi/>
+        <w:spacing w:after="160" w:line="360"/>
+        <w:jc w:val="right"/>
+      </w:pPr>
+      <w:r>
+        <w:rPr>
+          <w:rFonts w:ascii="Arial" w:cs="Arial" w:hAnsi="Arial"/>
+          <w:b w:val="false"/>
+          <w:sz w:val="36"/>
+          <w:szCs w:val="36"/>
+          <w:rtl/>
+        </w:rPr>
+        <w:t xml:space="preserve">مكتوب بجانب السهم: 2 متر. هذا يعني أن الرف أعلى من الأرض بمترين.</w:t>
       </w:r>
     </w:p>
     <w:p>
@@ -633,7 +496,7 @@
           <w:szCs w:val="36"/>
           <w:rtl/>
         </w:rPr>
-        <w:t xml:space="preserve">المعطيات</w:t>
+        <w:t xml:space="preserve">المعلومات التي تحتاجها</w:t>
       </w:r>
     </w:p>
     <w:p>
@@ -651,7 +514,7 @@
           <w:szCs w:val="36"/>
           <w:rtl/>
         </w:rPr>
-        <w:t xml:space="preserve">كتلة الصندوق: m = 10 kg</w:t>
+        <w:t xml:space="preserve">كتلة الصندوق: 10 كيلوغرام. رمزها m. نكتبها: m = 10 kg</w:t>
       </w:r>
     </w:p>
     <w:p>
@@ -669,7 +532,7 @@
           <w:szCs w:val="36"/>
           <w:rtl/>
         </w:rPr>
-        <w:t xml:space="preserve">مقدار القوة المؤثرة: F = 120 N</w:t>
+        <w:t xml:space="preserve">القوة التي استعملها التلميذ: 120 نيوتن، باتجاه الأعلى. رمزها F. نكتبها: F = 120 N</w:t>
       </w:r>
     </w:p>
     <w:p>
@@ -687,25 +550,24 @@
           <w:szCs w:val="36"/>
           <w:rtl/>
         </w:rPr>
-        <w:t xml:space="preserve">الإزاحة العمودية: d = 2 m</w:t>
-      </w:r>
-    </w:p>
-    <w:p>
-      <w:pPr>
-        <w:bidi/>
-        <w:spacing w:after="240" w:line="360"/>
-        <w:ind w:right="300"/>
-        <w:jc w:val="right"/>
-      </w:pPr>
-      <w:r>
-        <w:rPr>
-          <w:rFonts w:ascii="Arial" w:cs="Arial" w:hAnsi="Arial"/>
-          <w:b w:val="false"/>
-          <w:sz w:val="36"/>
-          <w:szCs w:val="36"/>
-          <w:rtl/>
-        </w:rPr>
-        <w:t xml:space="preserve">الزمن المستغرق: t = 5 s</w:t>
+        <w:t xml:space="preserve">المسافة التي صعدها الصندوق: 2 متر. رمزها d. نكتبها: d = 2 m</w:t>
+      </w:r>
+    </w:p>
+    <w:p>
+      <w:pPr>
+        <w:bidi/>
+        <w:spacing w:after="160" w:line="360"/>
+        <w:jc w:val="right"/>
+      </w:pPr>
+      <w:r>
+        <w:rPr>
+          <w:rFonts w:ascii="Arial" w:cs="Arial" w:hAnsi="Arial"/>
+          <w:b w:val="false"/>
+          <w:sz w:val="36"/>
+          <w:szCs w:val="36"/>
+          <w:rtl/>
+        </w:rPr>
+        <w:t xml:space="preserve">الوقت الذي احتاجه التلميذ: 5 ثوانٍ. رمزه t. نكتبه: t = 5 s</w:t>
       </w:r>
     </w:p>
     <w:p>
@@ -741,7 +603,7 @@
           <w:szCs w:val="36"/>
           <w:rtl/>
         </w:rPr>
-        <w:t xml:space="preserve">السؤال 1: احسب الشغل المبذول لرفع الصندوق.</w:t>
+        <w:t xml:space="preserve">السؤال 1: كم هو الشغل الذي بذله التلميذ ليرفع الصندوق؟ اكتب طريقة الحساب والنتيجة مع الوحدة.</w:t>
       </w:r>
     </w:p>
     <w:p>
@@ -760,24 +622,24 @@
           <w:szCs w:val="36"/>
           <w:rtl/>
         </w:rPr>
-        <w:t xml:space="preserve">الإجابة:</w:t>
-      </w:r>
-    </w:p>
-    <w:p>
-      <w:pPr>
-        <w:bidi/>
-        <w:spacing w:after="160" w:line="360"/>
-        <w:jc w:val="right"/>
-      </w:pPr>
-      <w:r>
-        <w:rPr>
-          <w:rFonts w:ascii="Arial" w:cs="Arial" w:hAnsi="Arial"/>
-          <w:b w:val="false"/>
-          <w:sz w:val="36"/>
-          <w:szCs w:val="36"/>
-          <w:rtl/>
-        </w:rPr>
-        <w:t xml:space="preserve">السؤال 2: احسب القدرة المبذولة أثناء رفع الصندوق.</w:t>
+        <w:t xml:space="preserve">جوابي:</w:t>
+      </w:r>
+    </w:p>
+    <w:p>
+      <w:pPr>
+        <w:bidi/>
+        <w:spacing w:after="160" w:line="360"/>
+        <w:jc w:val="right"/>
+      </w:pPr>
+      <w:r>
+        <w:rPr>
+          <w:rFonts w:ascii="Arial" w:cs="Arial" w:hAnsi="Arial"/>
+          <w:b w:val="false"/>
+          <w:sz w:val="36"/>
+          <w:szCs w:val="36"/>
+          <w:rtl/>
+        </w:rPr>
+        <w:t xml:space="preserve">السؤال 2: كم هي القدرة التي بذلها التلميذ؟ اكتب طريقة الحساب والنتيجة مع الوحدة.</w:t>
       </w:r>
     </w:p>
     <w:p>
@@ -796,24 +658,24 @@
           <w:szCs w:val="36"/>
           <w:rtl/>
         </w:rPr>
-        <w:t xml:space="preserve">الإجابة:</w:t>
-      </w:r>
-    </w:p>
-    <w:p>
-      <w:pPr>
-        <w:bidi/>
-        <w:spacing w:after="160" w:line="360"/>
-        <w:jc w:val="right"/>
-      </w:pPr>
-      <w:r>
-        <w:rPr>
-          <w:rFonts w:ascii="Arial" w:cs="Arial" w:hAnsi="Arial"/>
-          <w:b w:val="false"/>
-          <w:sz w:val="36"/>
-          <w:szCs w:val="36"/>
-          <w:rtl/>
-        </w:rPr>
-        <w:t xml:space="preserve">السؤال 3: اشرح ماذا يحدث للقدرة إذا تم رفع نفس الصندوق في زمن أقل.</w:t>
+        <w:t xml:space="preserve">جوابي:</w:t>
+      </w:r>
+    </w:p>
+    <w:p>
+      <w:pPr>
+        <w:bidi/>
+        <w:spacing w:after="160" w:line="360"/>
+        <w:jc w:val="right"/>
+      </w:pPr>
+      <w:r>
+        <w:rPr>
+          <w:rFonts w:ascii="Arial" w:cs="Arial" w:hAnsi="Arial"/>
+          <w:b w:val="false"/>
+          <w:sz w:val="36"/>
+          <w:szCs w:val="36"/>
+          <w:rtl/>
+        </w:rPr>
+        <w:t xml:space="preserve">السؤال 3: لو رفع التلميذ الصندوق نفسه إلى الرف نفسه، لكن بوقت أقل من 5 ثوانٍ، ماذا يحدث للقدرة؟ هل تزيد أم تنقص أم تبقى كما هي؟ لماذا؟</w:t>
       </w:r>
     </w:p>
     <w:p>
@@ -832,7 +694,7 @@
           <w:szCs w:val="36"/>
           <w:rtl/>
         </w:rPr>
-        <w:t xml:space="preserve">الإجابة:</w:t>
+        <w:t xml:space="preserve">جوابي:</w:t>
       </w:r>
     </w:p>
     <w:p>
@@ -856,7 +718,7 @@
           <w:szCs w:val="36"/>
           <w:rtl/>
         </w:rPr>
-        <w:t xml:space="preserve">التمرين 3: (6 علامات) – الطاقة الميكانيكية</w:t>
+        <w:t xml:space="preserve">التمرين الثالث: الطاقة الميكانيكية (6 علامات)</w:t>
       </w:r>
     </w:p>
     <w:p>
@@ -875,24 +737,24 @@
           <w:szCs w:val="36"/>
           <w:rtl/>
         </w:rPr>
-        <w:t xml:space="preserve">الوضعية</w:t>
-      </w:r>
-    </w:p>
-    <w:p>
-      <w:pPr>
-        <w:bidi/>
-        <w:spacing w:after="160" w:line="360"/>
-        <w:jc w:val="right"/>
-      </w:pPr>
-      <w:r>
-        <w:rPr>
-          <w:rFonts w:ascii="Arial" w:cs="Arial" w:hAnsi="Arial"/>
-          <w:b w:val="false"/>
-          <w:sz w:val="36"/>
-          <w:szCs w:val="36"/>
-          <w:rtl/>
-        </w:rPr>
-        <w:t xml:space="preserve">تتحرك عربة صغيرة كتلتها 2 kg (كيلوغرامان) على مسار مرتفع يتكوّن من منحدر ثم سطح أفقي.</w:t>
+        <w:t xml:space="preserve">القصة</w:t>
+      </w:r>
+    </w:p>
+    <w:p>
+      <w:pPr>
+        <w:bidi/>
+        <w:spacing w:after="160" w:line="360"/>
+        <w:jc w:val="right"/>
+      </w:pPr>
+      <w:r>
+        <w:rPr>
+          <w:rFonts w:ascii="Arial" w:cs="Arial" w:hAnsi="Arial"/>
+          <w:b w:val="false"/>
+          <w:sz w:val="36"/>
+          <w:szCs w:val="36"/>
+          <w:rtl/>
+        </w:rPr>
+        <w:t xml:space="preserve">عربة صغيرة كتلتها 2 كيلوغرام. العربة تنزل على طريق يشبه التلّة.</w:t>
       </w:r>
     </w:p>
     <w:p>
@@ -911,24 +773,24 @@
           <w:szCs w:val="36"/>
           <w:rtl/>
         </w:rPr>
-        <w:t xml:space="preserve">وصف الصورة</w:t>
-      </w:r>
-    </w:p>
-    <w:p>
-      <w:pPr>
-        <w:bidi/>
-        <w:spacing w:after="80" w:line="360"/>
-        <w:jc w:val="right"/>
-      </w:pPr>
-      <w:r>
-        <w:rPr>
-          <w:rFonts w:ascii="Arial" w:cs="Arial" w:hAnsi="Arial"/>
-          <w:b w:val="false"/>
-          <w:sz w:val="36"/>
-          <w:szCs w:val="36"/>
-          <w:rtl/>
-        </w:rPr>
-        <w:t xml:space="preserve">تُظهر الصورة مسارًا يشبه تلّة، وعليه سيارة صغيرة حمراء في ثلاثة مواقع:</w:t>
+        <w:t xml:space="preserve">شرح الصورة</w:t>
+      </w:r>
+    </w:p>
+    <w:p>
+      <w:pPr>
+        <w:bidi/>
+        <w:spacing w:after="160" w:line="360"/>
+        <w:jc w:val="right"/>
+      </w:pPr>
+      <w:r>
+        <w:rPr>
+          <w:rFonts w:ascii="Arial" w:cs="Arial" w:hAnsi="Arial"/>
+          <w:b w:val="false"/>
+          <w:sz w:val="36"/>
+          <w:szCs w:val="36"/>
+          <w:rtl/>
+        </w:rPr>
+        <w:t xml:space="preserve">تخيّل طريقًا فيه ثلاث محطات. العربة تبدأ من الأعلى وتنزل حتى الأرض:</w:t>
       </w:r>
     </w:p>
     <w:p>
@@ -946,7 +808,7 @@
           <w:szCs w:val="36"/>
           <w:rtl/>
         </w:rPr>
-        <w:t xml:space="preserve">• النقطة A: في أعلى التلّة، على اليسار. هي أعلى نقطة في المسار، وارتفاعها 5 m عن الأرض.</w:t>
+        <w:t xml:space="preserve">المحطة الأولى، اسمها النقطة A: هي قمة التلّة، أعلى مكان في الطريق. هنا العربة واقفة لا تتحرك.</w:t>
       </w:r>
     </w:p>
     <w:p>
@@ -964,7 +826,7 @@
           <w:szCs w:val="36"/>
           <w:rtl/>
         </w:rPr>
-        <w:t xml:space="preserve">• ينحدر المسار من A نزولًا إلى جزء مستوٍ في منتصف الطريق، وعليه النقطة B على ارتفاع 2 m عن الأرض.</w:t>
+        <w:t xml:space="preserve">بعد ذلك ينزل الطريق إلى الأسفل، ثم يصبح مستويًا لمسافة قصيرة، مثل درجة في منتصف النزول.</w:t>
       </w:r>
     </w:p>
     <w:p>
@@ -982,13 +844,13 @@
           <w:szCs w:val="36"/>
           <w:rtl/>
         </w:rPr>
-        <w:t xml:space="preserve">• ينحدر المسار مرة ثانية من B حتى يصل إلى الأرض المستوية، وعليها النقطة C على اليمين، وارتفاعها 0 m.</w:t>
-      </w:r>
-    </w:p>
-    <w:p>
-      <w:pPr>
-        <w:bidi/>
-        <w:spacing w:after="240" w:line="360"/>
+        <w:t xml:space="preserve">المحطة الثانية، اسمها النقطة B: على هذا الجزء المستوي في منتصف الطريق. هنا العربة تتحرك.</w:t>
+      </w:r>
+    </w:p>
+    <w:p>
+      <w:pPr>
+        <w:bidi/>
+        <w:spacing w:after="80" w:line="360"/>
         <w:ind w:right="300"/>
         <w:jc w:val="right"/>
       </w:pPr>
@@ -1000,7 +862,42 @@
           <w:szCs w:val="36"/>
           <w:rtl/>
         </w:rPr>
-        <w:t xml:space="preserve">• تحت كل نقطة خط متقطّع عمودي يبيّن ارتفاعها عن الأرض.</w:t>
+        <w:t xml:space="preserve">بعد ذلك ينزل الطريق مرة ثانية حتى يصل إلى الأرض.</w:t>
+      </w:r>
+    </w:p>
+    <w:p>
+      <w:pPr>
+        <w:bidi/>
+        <w:spacing w:after="80" w:line="360"/>
+        <w:ind w:right="300"/>
+        <w:jc w:val="right"/>
+      </w:pPr>
+      <w:r>
+        <w:rPr>
+          <w:rFonts w:ascii="Arial" w:cs="Arial" w:hAnsi="Arial"/>
+          <w:b w:val="false"/>
+          <w:sz w:val="36"/>
+          <w:szCs w:val="36"/>
+          <w:rtl/>
+        </w:rPr>
+        <w:t xml:space="preserve">المحطة الثالثة، اسمها النقطة C: على الأرض، في آخر الطريق. هنا العربة أسرع ما يمكن.</w:t>
+      </w:r>
+    </w:p>
+    <w:p>
+      <w:pPr>
+        <w:bidi/>
+        <w:spacing w:after="160" w:line="360"/>
+        <w:jc w:val="right"/>
+      </w:pPr>
+      <w:r>
+        <w:rPr>
+          <w:rFonts w:ascii="Arial" w:cs="Arial" w:hAnsi="Arial"/>
+          <w:b w:val="false"/>
+          <w:sz w:val="36"/>
+          <w:szCs w:val="36"/>
+          <w:rtl/>
+        </w:rPr>
+        <w:t xml:space="preserve">في الصورة، تحت كل نقطة خط عمودي يبيّن كم هي عالية عن الأرض.</w:t>
       </w:r>
     </w:p>
     <w:p>
@@ -1019,7 +916,24 @@
           <w:szCs w:val="36"/>
           <w:rtl/>
         </w:rPr>
-        <w:t xml:space="preserve">المعطيات</w:t>
+        <w:t xml:space="preserve">المعلومات التي تحتاجها</w:t>
+      </w:r>
+    </w:p>
+    <w:p>
+      <w:pPr>
+        <w:bidi/>
+        <w:spacing w:after="80" w:line="360"/>
+        <w:jc w:val="right"/>
+      </w:pPr>
+      <w:r>
+        <w:rPr>
+          <w:rFonts w:ascii="Arial" w:cs="Arial" w:hAnsi="Arial"/>
+          <w:b w:val="false"/>
+          <w:sz w:val="36"/>
+          <w:szCs w:val="36"/>
+          <w:rtl/>
+        </w:rPr>
+        <w:t xml:space="preserve">في الورقة الأصلية هذه المعلومات مكتوبة بجانب الصورة. نقرؤها لك نقطة نقطة:</w:t>
       </w:r>
     </w:p>
     <w:p>
@@ -1037,79 +951,78 @@
           <w:szCs w:val="36"/>
           <w:rtl/>
         </w:rPr>
+        <w:t xml:space="preserve">النقطة A: ارتفاعها عن الأرض 5 متر. سرعة العربة صفر، أي أنها واقفة.</w:t>
+      </w:r>
+    </w:p>
+    <w:p>
+      <w:pPr>
+        <w:bidi/>
+        <w:spacing w:after="80" w:line="360"/>
+        <w:ind w:right="300"/>
+        <w:jc w:val="right"/>
+      </w:pPr>
+      <w:r>
+        <w:rPr>
+          <w:rFonts w:ascii="Arial" w:cs="Arial" w:hAnsi="Arial"/>
+          <w:b w:val="false"/>
+          <w:sz w:val="36"/>
+          <w:szCs w:val="36"/>
+          <w:rtl/>
+        </w:rPr>
+        <w:t xml:space="preserve">النقطة B: ارتفاعها عن الأرض 2 متر. سرعة العربة 3 متر في الثانية.</w:t>
+      </w:r>
+    </w:p>
+    <w:p>
+      <w:pPr>
+        <w:bidi/>
+        <w:spacing w:after="80" w:line="360"/>
+        <w:ind w:right="300"/>
+        <w:jc w:val="right"/>
+      </w:pPr>
+      <w:r>
+        <w:rPr>
+          <w:rFonts w:ascii="Arial" w:cs="Arial" w:hAnsi="Arial"/>
+          <w:b w:val="false"/>
+          <w:sz w:val="36"/>
+          <w:szCs w:val="36"/>
+          <w:rtl/>
+        </w:rPr>
+        <w:t xml:space="preserve">النقطة C: ارتفاعها صفر، أي أنها على الأرض. سرعة العربة 5 متر في الثانية.</w:t>
+      </w:r>
+    </w:p>
+    <w:p>
+      <w:pPr>
+        <w:bidi/>
+        <w:spacing w:after="80" w:line="360"/>
+        <w:ind w:right="300"/>
+        <w:jc w:val="right"/>
+      </w:pPr>
+      <w:r>
+        <w:rPr>
+          <w:rFonts w:ascii="Arial" w:cs="Arial" w:hAnsi="Arial"/>
+          <w:b w:val="false"/>
+          <w:sz w:val="36"/>
+          <w:szCs w:val="36"/>
+          <w:rtl/>
+        </w:rPr>
         <w:t xml:space="preserve">كتلة العربة: m = 2 kg</w:t>
       </w:r>
     </w:p>
     <w:p>
       <w:pPr>
         <w:bidi/>
-        <w:spacing w:after="80" w:line="360"/>
-        <w:ind w:right="300"/>
-        <w:jc w:val="right"/>
-      </w:pPr>
-      <w:r>
-        <w:rPr>
-          <w:rFonts w:ascii="Arial" w:cs="Arial" w:hAnsi="Arial"/>
-          <w:b w:val="false"/>
-          <w:sz w:val="36"/>
-          <w:szCs w:val="36"/>
-          <w:rtl/>
-        </w:rPr>
-        <w:t xml:space="preserve">النقطة A: الارتفاع 5 m، والسرعة 0 m/s (العربة ساكنة).</w:t>
-      </w:r>
-    </w:p>
-    <w:p>
-      <w:pPr>
-        <w:bidi/>
-        <w:spacing w:after="80" w:line="360"/>
-        <w:ind w:right="300"/>
-        <w:jc w:val="right"/>
-      </w:pPr>
-      <w:r>
-        <w:rPr>
-          <w:rFonts w:ascii="Arial" w:cs="Arial" w:hAnsi="Arial"/>
-          <w:b w:val="false"/>
-          <w:sz w:val="36"/>
-          <w:szCs w:val="36"/>
-          <w:rtl/>
-        </w:rPr>
-        <w:t xml:space="preserve">النقطة B: الارتفاع 2 m، والسرعة 3 m/s (ثلاثة أمتار في الثانية).</w:t>
-      </w:r>
-    </w:p>
-    <w:p>
-      <w:pPr>
-        <w:bidi/>
-        <w:spacing w:after="80" w:line="360"/>
-        <w:ind w:right="300"/>
-        <w:jc w:val="right"/>
-      </w:pPr>
-      <w:r>
-        <w:rPr>
-          <w:rFonts w:ascii="Arial" w:cs="Arial" w:hAnsi="Arial"/>
-          <w:b w:val="false"/>
-          <w:sz w:val="36"/>
-          <w:szCs w:val="36"/>
-          <w:rtl/>
-        </w:rPr>
-        <w:t xml:space="preserve">النقطة C: الارتفاع 0 m (على سطح الأرض)، والسرعة 5 m/s (خمسة أمتار في الثانية).</w:t>
-      </w:r>
-    </w:p>
-    <w:p>
-      <w:pPr>
-        <w:bidi/>
-        <w:spacing w:after="240" w:line="360"/>
-        <w:ind w:right="300"/>
-        <w:jc w:val="right"/>
-      </w:pPr>
-      <w:r>
-        <w:rPr>
-          <w:rFonts w:ascii="Arial" w:cs="Arial" w:hAnsi="Arial"/>
-          <w:b w:val="false"/>
-          <w:sz w:val="36"/>
-          <w:szCs w:val="36"/>
-          <w:rtl/>
-        </w:rPr>
-        <w:t xml:space="preserve">شدة الجاذبية: g = 10 N/kg (عشرة نيوتن لكل كيلوغرام).</w:t>
+        <w:spacing w:after="160" w:line="360"/>
+        <w:jc w:val="right"/>
+      </w:pPr>
+      <w:r>
+        <w:rPr>
+          <w:rFonts w:ascii="Arial" w:cs="Arial" w:hAnsi="Arial"/>
+          <w:b w:val="false"/>
+          <w:sz w:val="36"/>
+          <w:szCs w:val="36"/>
+          <w:rtl/>
+        </w:rPr>
+        <w:t xml:space="preserve">الجاذبية: g = 10 نيوتن لكل كيلوغرام.</w:t>
       </w:r>
     </w:p>
     <w:p>
@@ -1128,41 +1041,41 @@
           <w:szCs w:val="36"/>
           <w:rtl/>
         </w:rPr>
-        <w:t xml:space="preserve">الجزء الأول: اختر الإجابة الصحيحة</w:t>
-      </w:r>
-    </w:p>
-    <w:p>
-      <w:pPr>
-        <w:bidi/>
-        <w:spacing w:after="160" w:line="360"/>
-        <w:jc w:val="right"/>
-      </w:pPr>
-      <w:r>
-        <w:rPr>
-          <w:rFonts w:ascii="Arial" w:cs="Arial" w:hAnsi="Arial"/>
-          <w:b w:val="false"/>
-          <w:sz w:val="36"/>
-          <w:szCs w:val="36"/>
-          <w:rtl/>
-        </w:rPr>
-        <w:t xml:space="preserve">اكتب الحرف (أ أو ب أو ج) الذي يدل على الإجابة الصحيحة.</w:t>
-      </w:r>
-    </w:p>
-    <w:p>
-      <w:pPr>
-        <w:bidi/>
-        <w:spacing w:after="160" w:line="360"/>
-        <w:jc w:val="right"/>
-      </w:pPr>
-      <w:r>
-        <w:rPr>
-          <w:rFonts w:ascii="Arial" w:cs="Arial" w:hAnsi="Arial"/>
-          <w:b w:val="false"/>
-          <w:sz w:val="36"/>
-          <w:szCs w:val="36"/>
-          <w:rtl/>
-        </w:rPr>
-        <w:t xml:space="preserve">السؤال 1: الطاقة الميكانيكية لجسم تساوي:</w:t>
+        <w:t xml:space="preserve">الجزء الأول: اختر الجواب الصحيح</w:t>
+      </w:r>
+    </w:p>
+    <w:p>
+      <w:pPr>
+        <w:bidi/>
+        <w:spacing w:after="160" w:line="360"/>
+        <w:jc w:val="right"/>
+      </w:pPr>
+      <w:r>
+        <w:rPr>
+          <w:rFonts w:ascii="Arial" w:cs="Arial" w:hAnsi="Arial"/>
+          <w:b w:val="false"/>
+          <w:sz w:val="36"/>
+          <w:szCs w:val="36"/>
+          <w:rtl/>
+        </w:rPr>
+        <w:t xml:space="preserve">لكل سؤال ثلاثة أجوبة: أ، ب، ج. جواب واحد فقط صحيح. اكتب الحرف الصحيح.</w:t>
+      </w:r>
+    </w:p>
+    <w:p>
+      <w:pPr>
+        <w:bidi/>
+        <w:spacing w:after="160" w:line="360"/>
+        <w:jc w:val="right"/>
+      </w:pPr>
+      <w:r>
+        <w:rPr>
+          <w:rFonts w:ascii="Arial" w:cs="Arial" w:hAnsi="Arial"/>
+          <w:b w:val="false"/>
+          <w:sz w:val="36"/>
+          <w:szCs w:val="36"/>
+          <w:rtl/>
+        </w:rPr>
+        <w:t xml:space="preserve">السؤال 1: الطاقة الميكانيكية تساوي:</w:t>
       </w:r>
     </w:p>
     <w:p>
@@ -1216,7 +1129,7 @@
           <w:szCs w:val="36"/>
           <w:rtl/>
         </w:rPr>
-        <w:t xml:space="preserve">ج) مجموع الطاقة الحركية والطاقة الكامنة.</w:t>
+        <w:t xml:space="preserve">ج) الطاقة الحركية زائد الطاقة الكامنة.</w:t>
       </w:r>
     </w:p>
     <w:p>
@@ -1235,24 +1148,24 @@
           <w:szCs w:val="36"/>
           <w:rtl/>
         </w:rPr>
-        <w:t xml:space="preserve">الإجابة:</w:t>
-      </w:r>
-    </w:p>
-    <w:p>
-      <w:pPr>
-        <w:bidi/>
-        <w:spacing w:after="160" w:line="360"/>
-        <w:jc w:val="right"/>
-      </w:pPr>
-      <w:r>
-        <w:rPr>
-          <w:rFonts w:ascii="Arial" w:cs="Arial" w:hAnsi="Arial"/>
-          <w:b w:val="false"/>
-          <w:sz w:val="36"/>
-          <w:szCs w:val="36"/>
-          <w:rtl/>
-        </w:rPr>
-        <w:t xml:space="preserve">السؤال 2: إذا كانت الطاقة الحركية لجسم 40 J (أربعون جول) والطاقة الكامنة 60 J (ستون جول)، فإن الطاقة الميكانيكية تساوي:</w:t>
+        <w:t xml:space="preserve">جوابي:</w:t>
+      </w:r>
+    </w:p>
+    <w:p>
+      <w:pPr>
+        <w:bidi/>
+        <w:spacing w:after="160" w:line="360"/>
+        <w:jc w:val="right"/>
+      </w:pPr>
+      <w:r>
+        <w:rPr>
+          <w:rFonts w:ascii="Arial" w:cs="Arial" w:hAnsi="Arial"/>
+          <w:b w:val="false"/>
+          <w:sz w:val="36"/>
+          <w:szCs w:val="36"/>
+          <w:rtl/>
+        </w:rPr>
+        <w:t xml:space="preserve">السؤال 2: جسم طاقته الحركية 40 جول، وطاقته الكامنة 60 جول. كم هي طاقته الميكانيكية؟</w:t>
       </w:r>
     </w:p>
     <w:p>
@@ -1270,7 +1183,7 @@
           <w:szCs w:val="36"/>
           <w:rtl/>
         </w:rPr>
-        <w:t xml:space="preserve">أ) 20 جول</w:t>
+        <w:t xml:space="preserve">أ) 20 جول.</w:t>
       </w:r>
     </w:p>
     <w:p>
@@ -1288,7 +1201,7 @@
           <w:szCs w:val="36"/>
           <w:rtl/>
         </w:rPr>
-        <w:t xml:space="preserve">ب) 40 جول</w:t>
+        <w:t xml:space="preserve">ب) 40 جول.</w:t>
       </w:r>
     </w:p>
     <w:p>
@@ -1306,7 +1219,7 @@
           <w:szCs w:val="36"/>
           <w:rtl/>
         </w:rPr>
-        <w:t xml:space="preserve">ج) 100 جول</w:t>
+        <w:t xml:space="preserve">ج) 100 جول.</w:t>
       </w:r>
     </w:p>
     <w:p>
@@ -1325,24 +1238,24 @@
           <w:szCs w:val="36"/>
           <w:rtl/>
         </w:rPr>
-        <w:t xml:space="preserve">الإجابة:</w:t>
-      </w:r>
-    </w:p>
-    <w:p>
-      <w:pPr>
-        <w:bidi/>
-        <w:spacing w:after="160" w:line="360"/>
-        <w:jc w:val="right"/>
-      </w:pPr>
-      <w:r>
-        <w:rPr>
-          <w:rFonts w:ascii="Arial" w:cs="Arial" w:hAnsi="Arial"/>
-          <w:b w:val="false"/>
-          <w:sz w:val="36"/>
-          <w:szCs w:val="36"/>
-          <w:rtl/>
-        </w:rPr>
-        <w:t xml:space="preserve">السؤال 3: عند زيادة سرعة جسم مع بقاء ارتفاعه ثابتًا، فإن:</w:t>
+        <w:t xml:space="preserve">جوابي:</w:t>
+      </w:r>
+    </w:p>
+    <w:p>
+      <w:pPr>
+        <w:bidi/>
+        <w:spacing w:after="160" w:line="360"/>
+        <w:jc w:val="right"/>
+      </w:pPr>
+      <w:r>
+        <w:rPr>
+          <w:rFonts w:ascii="Arial" w:cs="Arial" w:hAnsi="Arial"/>
+          <w:b w:val="false"/>
+          <w:sz w:val="36"/>
+          <w:szCs w:val="36"/>
+          <w:rtl/>
+        </w:rPr>
+        <w:t xml:space="preserve">السؤال 3: جسم يبقى على الارتفاع نفسه، لكن سرعته تزيد. ماذا يحدث لطاقته الحركية؟</w:t>
       </w:r>
     </w:p>
     <w:p>
@@ -1360,7 +1273,7 @@
           <w:szCs w:val="36"/>
           <w:rtl/>
         </w:rPr>
-        <w:t xml:space="preserve">أ) تنقص الطاقة الحركية.</w:t>
+        <w:t xml:space="preserve">أ) تنقص.</w:t>
       </w:r>
     </w:p>
     <w:p>
@@ -1378,7 +1291,7 @@
           <w:szCs w:val="36"/>
           <w:rtl/>
         </w:rPr>
-        <w:t xml:space="preserve">ب) تزداد الطاقة الحركية.</w:t>
+        <w:t xml:space="preserve">ب) تزيد.</w:t>
       </w:r>
     </w:p>
     <w:p>
@@ -1396,7 +1309,7 @@
           <w:szCs w:val="36"/>
           <w:rtl/>
         </w:rPr>
-        <w:t xml:space="preserve">ج) تبقى الطاقة الحركية ثابتة.</w:t>
+        <w:t xml:space="preserve">ج) تبقى كما هي.</w:t>
       </w:r>
     </w:p>
     <w:p>
@@ -1415,24 +1328,24 @@
           <w:szCs w:val="36"/>
           <w:rtl/>
         </w:rPr>
-        <w:t xml:space="preserve">الإجابة:</w:t>
-      </w:r>
-    </w:p>
-    <w:p>
-      <w:pPr>
-        <w:bidi/>
-        <w:spacing w:after="160" w:line="360"/>
-        <w:jc w:val="right"/>
-      </w:pPr>
-      <w:r>
-        <w:rPr>
-          <w:rFonts w:ascii="Arial" w:cs="Arial" w:hAnsi="Arial"/>
-          <w:b w:val="false"/>
-          <w:sz w:val="36"/>
-          <w:szCs w:val="36"/>
-          <w:rtl/>
-        </w:rPr>
-        <w:t xml:space="preserve">السؤال 4: عندما يرتفع جسم إلى أعلى، فإن الطاقة الكامنة:</w:t>
+        <w:t xml:space="preserve">جوابي:</w:t>
+      </w:r>
+    </w:p>
+    <w:p>
+      <w:pPr>
+        <w:bidi/>
+        <w:spacing w:after="160" w:line="360"/>
+        <w:jc w:val="right"/>
+      </w:pPr>
+      <w:r>
+        <w:rPr>
+          <w:rFonts w:ascii="Arial" w:cs="Arial" w:hAnsi="Arial"/>
+          <w:b w:val="false"/>
+          <w:sz w:val="36"/>
+          <w:szCs w:val="36"/>
+          <w:rtl/>
+        </w:rPr>
+        <w:t xml:space="preserve">السؤال 4: جسم يصعد إلى الأعلى. ماذا يحدث لطاقته الكامنة؟</w:t>
       </w:r>
     </w:p>
     <w:p>
@@ -1468,7 +1381,7 @@
           <w:szCs w:val="36"/>
           <w:rtl/>
         </w:rPr>
-        <w:t xml:space="preserve">ب) تزداد.</w:t>
+        <w:t xml:space="preserve">ب) تزيد.</w:t>
       </w:r>
     </w:p>
     <w:p>
@@ -1486,7 +1399,7 @@
           <w:szCs w:val="36"/>
           <w:rtl/>
         </w:rPr>
-        <w:t xml:space="preserve">ج) تبقى ثابتة.</w:t>
+        <w:t xml:space="preserve">ج) تبقى كما هي.</w:t>
       </w:r>
     </w:p>
     <w:p>
@@ -1505,24 +1418,24 @@
           <w:szCs w:val="36"/>
           <w:rtl/>
         </w:rPr>
-        <w:t xml:space="preserve">الإجابة:</w:t>
-      </w:r>
-    </w:p>
-    <w:p>
-      <w:pPr>
-        <w:bidi/>
-        <w:spacing w:after="160" w:line="360"/>
-        <w:jc w:val="right"/>
-      </w:pPr>
-      <w:r>
-        <w:rPr>
-          <w:rFonts w:ascii="Arial" w:cs="Arial" w:hAnsi="Arial"/>
-          <w:b w:val="false"/>
-          <w:sz w:val="36"/>
-          <w:szCs w:val="36"/>
-          <w:rtl/>
-        </w:rPr>
-        <w:t xml:space="preserve">السؤال 5: في غياب الاحتكاك، فإن الطاقة الميكانيكية أثناء الحركة:</w:t>
+        <w:t xml:space="preserve">جوابي:</w:t>
+      </w:r>
+    </w:p>
+    <w:p>
+      <w:pPr>
+        <w:bidi/>
+        <w:spacing w:after="160" w:line="360"/>
+        <w:jc w:val="right"/>
+      </w:pPr>
+      <w:r>
+        <w:rPr>
+          <w:rFonts w:ascii="Arial" w:cs="Arial" w:hAnsi="Arial"/>
+          <w:b w:val="false"/>
+          <w:sz w:val="36"/>
+          <w:szCs w:val="36"/>
+          <w:rtl/>
+        </w:rPr>
+        <w:t xml:space="preserve">السؤال 5: لا يوجد احتكاك. الجسم يتحرك. ماذا يحدث لطاقته الميكانيكية؟</w:t>
       </w:r>
     </w:p>
     <w:p>
@@ -1540,7 +1453,7 @@
           <w:szCs w:val="36"/>
           <w:rtl/>
         </w:rPr>
-        <w:t xml:space="preserve">أ) تزداد.</w:t>
+        <w:t xml:space="preserve">أ) تزيد.</w:t>
       </w:r>
     </w:p>
     <w:p>
@@ -1576,7 +1489,7 @@
           <w:szCs w:val="36"/>
           <w:rtl/>
         </w:rPr>
-        <w:t xml:space="preserve">ج) تبقى ثابتة.</w:t>
+        <w:t xml:space="preserve">ج) تبقى كما هي.</w:t>
       </w:r>
     </w:p>
     <w:p>
@@ -1595,60 +1508,78 @@
           <w:szCs w:val="36"/>
           <w:rtl/>
         </w:rPr>
-        <w:t xml:space="preserve">الإجابة:</w:t>
-      </w:r>
-    </w:p>
-    <w:p>
-      <w:pPr>
-        <w:pStyle w:val="Heading2"/>
-        <w:bidi/>
-        <w:spacing w:after="200" w:line="360"/>
-        <w:jc w:val="right"/>
-      </w:pPr>
-      <w:r>
-        <w:rPr>
-          <w:rFonts w:ascii="Arial" w:cs="Arial" w:hAnsi="Arial"/>
-          <w:b/>
-          <w:bCs/>
-          <w:sz w:val="36"/>
-          <w:szCs w:val="36"/>
-          <w:rtl/>
-        </w:rPr>
-        <w:t xml:space="preserve">الجزء الثاني: تطبيق القواعد</w:t>
-      </w:r>
-    </w:p>
-    <w:p>
-      <w:pPr>
-        <w:bidi/>
-        <w:spacing w:after="160" w:line="360"/>
-        <w:jc w:val="right"/>
-      </w:pPr>
-      <w:r>
-        <w:rPr>
-          <w:rFonts w:ascii="Arial" w:cs="Arial" w:hAnsi="Arial"/>
-          <w:b w:val="false"/>
-          <w:sz w:val="36"/>
-          <w:szCs w:val="36"/>
-          <w:rtl/>
-        </w:rPr>
-        <w:t xml:space="preserve">استعمل المعطيات المكتوبة أعلاه (الكتلة، الارتفاع، السرعة، وشدة الجاذبية).</w:t>
-      </w:r>
-    </w:p>
-    <w:p>
-      <w:pPr>
-        <w:bidi/>
-        <w:spacing w:after="160" w:line="360"/>
-        <w:jc w:val="right"/>
-      </w:pPr>
-      <w:r>
-        <w:rPr>
-          <w:rFonts w:ascii="Arial" w:cs="Arial" w:hAnsi="Arial"/>
-          <w:b w:val="false"/>
-          <w:sz w:val="36"/>
-          <w:szCs w:val="36"/>
-          <w:rtl/>
-        </w:rPr>
-        <w:t xml:space="preserve">السؤال 6: احسب الطاقة الحركية في كل نقطة:</w:t>
+        <w:t xml:space="preserve">جوابي:</w:t>
+      </w:r>
+    </w:p>
+    <w:p>
+      <w:pPr>
+        <w:bidi/>
+        <w:spacing w:after="160" w:line="360"/>
+        <w:jc w:val="right"/>
+      </w:pPr>
+      <w:r>
+        <w:rPr>
+          <w:rFonts w:ascii="Arial" w:cs="Arial" w:hAnsi="Arial"/>
+          <w:b w:val="false"/>
+          <w:sz w:val="36"/>
+          <w:szCs w:val="36"/>
+          <w:rtl/>
+        </w:rPr>
+        <w:t xml:space="preserve">السؤال 6: ما هي العلاقة الصحيحة بين أنواع الطاقة؟</w:t>
+      </w:r>
+    </w:p>
+    <w:p>
+      <w:pPr>
+        <w:bidi/>
+        <w:spacing w:after="80" w:line="360"/>
+        <w:ind w:right="600"/>
+        <w:jc w:val="right"/>
+      </w:pPr>
+      <w:r>
+        <w:rPr>
+          <w:rFonts w:ascii="Arial" w:cs="Arial" w:hAnsi="Arial"/>
+          <w:b w:val="false"/>
+          <w:sz w:val="36"/>
+          <w:szCs w:val="36"/>
+          <w:rtl/>
+        </w:rPr>
+        <w:t xml:space="preserve">أ) الطاقة الميكانيكية = الطاقة الكامنة ناقص الطاقة الحركية.</w:t>
+      </w:r>
+    </w:p>
+    <w:p>
+      <w:pPr>
+        <w:bidi/>
+        <w:spacing w:after="80" w:line="360"/>
+        <w:ind w:right="600"/>
+        <w:jc w:val="right"/>
+      </w:pPr>
+      <w:r>
+        <w:rPr>
+          <w:rFonts w:ascii="Arial" w:cs="Arial" w:hAnsi="Arial"/>
+          <w:b w:val="false"/>
+          <w:sz w:val="36"/>
+          <w:szCs w:val="36"/>
+          <w:rtl/>
+        </w:rPr>
+        <w:t xml:space="preserve">ب) الطاقة الميكانيكية = الطاقة الكامنة ضرب الطاقة الحركية.</w:t>
+      </w:r>
+    </w:p>
+    <w:p>
+      <w:pPr>
+        <w:bidi/>
+        <w:spacing w:after="80" w:line="360"/>
+        <w:ind w:right="600"/>
+        <w:jc w:val="right"/>
+      </w:pPr>
+      <w:r>
+        <w:rPr>
+          <w:rFonts w:ascii="Arial" w:cs="Arial" w:hAnsi="Arial"/>
+          <w:b w:val="false"/>
+          <w:sz w:val="36"/>
+          <w:szCs w:val="36"/>
+          <w:rtl/>
+        </w:rPr>
+        <w:t xml:space="preserve">ج) الطاقة الميكانيكية = الطاقة الكامنة زائد الطاقة الحركية.</w:t>
       </w:r>
     </w:p>
     <w:p>
@@ -1667,7 +1598,60 @@
           <w:szCs w:val="36"/>
           <w:rtl/>
         </w:rPr>
-        <w:t xml:space="preserve">الطاقة الحركية في النقطة A:</w:t>
+        <w:t xml:space="preserve">جوابي:</w:t>
+      </w:r>
+    </w:p>
+    <w:p>
+      <w:pPr>
+        <w:pStyle w:val="Heading2"/>
+        <w:bidi/>
+        <w:spacing w:after="200" w:line="360"/>
+        <w:jc w:val="right"/>
+      </w:pPr>
+      <w:r>
+        <w:rPr>
+          <w:rFonts w:ascii="Arial" w:cs="Arial" w:hAnsi="Arial"/>
+          <w:b/>
+          <w:bCs/>
+          <w:sz w:val="36"/>
+          <w:szCs w:val="36"/>
+          <w:rtl/>
+        </w:rPr>
+        <w:t xml:space="preserve">الجزء الثاني: احسب</w:t>
+      </w:r>
+    </w:p>
+    <w:p>
+      <w:pPr>
+        <w:bidi/>
+        <w:spacing w:after="160" w:line="360"/>
+        <w:jc w:val="right"/>
+      </w:pPr>
+      <w:r>
+        <w:rPr>
+          <w:rFonts w:ascii="Arial" w:cs="Arial" w:hAnsi="Arial"/>
+          <w:b w:val="false"/>
+          <w:sz w:val="36"/>
+          <w:szCs w:val="36"/>
+          <w:rtl/>
+        </w:rPr>
+        <w:t xml:space="preserve">استعمل معلومات العربة: الكتلة، والارتفاع، والسرعة، والجاذبية. اكتب طريقة الحساب والنتيجة مع الوحدة.</w:t>
+      </w:r>
+    </w:p>
+    <w:p>
+      <w:pPr>
+        <w:bidi/>
+        <w:spacing w:after="160" w:line="360"/>
+        <w:jc w:val="right"/>
+      </w:pPr>
+      <w:r>
+        <w:rPr>
+          <w:rFonts w:ascii="Arial" w:cs="Arial" w:hAnsi="Arial"/>
+          <w:b w:val="false"/>
+          <w:sz w:val="36"/>
+          <w:szCs w:val="36"/>
+          <w:rtl/>
+        </w:rPr>
+        <w:t xml:space="preserve">السؤال 7: احسب الطاقة الحركية للعربة في كل نقطة:</w:t>
       </w:r>
     </w:p>
     <w:p>
@@ -1686,7 +1670,7 @@
           <w:szCs w:val="36"/>
           <w:rtl/>
         </w:rPr>
-        <w:t xml:space="preserve">الطاقة الحركية في النقطة B:</w:t>
+        <w:t xml:space="preserve">في النقطة A، جوابي:</w:t>
       </w:r>
     </w:p>
     <w:p>
@@ -1705,24 +1689,7 @@
           <w:szCs w:val="36"/>
           <w:rtl/>
         </w:rPr>
-        <w:t xml:space="preserve">الطاقة الحركية في النقطة C:</w:t>
-      </w:r>
-    </w:p>
-    <w:p>
-      <w:pPr>
-        <w:bidi/>
-        <w:spacing w:after="160" w:line="360"/>
-        <w:jc w:val="right"/>
-      </w:pPr>
-      <w:r>
-        <w:rPr>
-          <w:rFonts w:ascii="Arial" w:cs="Arial" w:hAnsi="Arial"/>
-          <w:b w:val="false"/>
-          <w:sz w:val="36"/>
-          <w:szCs w:val="36"/>
-          <w:rtl/>
-        </w:rPr>
-        <w:t xml:space="preserve">السؤال 7: احسب الطاقة الكامنة في كل نقطة:</w:t>
+        <w:t xml:space="preserve">في النقطة B، جوابي:</w:t>
       </w:r>
     </w:p>
     <w:p>
@@ -1741,7 +1708,24 @@
           <w:szCs w:val="36"/>
           <w:rtl/>
         </w:rPr>
-        <w:t xml:space="preserve">الطاقة الكامنة في النقطة A:</w:t>
+        <w:t xml:space="preserve">في النقطة C، جوابي:</w:t>
+      </w:r>
+    </w:p>
+    <w:p>
+      <w:pPr>
+        <w:bidi/>
+        <w:spacing w:after="160" w:line="360"/>
+        <w:jc w:val="right"/>
+      </w:pPr>
+      <w:r>
+        <w:rPr>
+          <w:rFonts w:ascii="Arial" w:cs="Arial" w:hAnsi="Arial"/>
+          <w:b w:val="false"/>
+          <w:sz w:val="36"/>
+          <w:szCs w:val="36"/>
+          <w:rtl/>
+        </w:rPr>
+        <w:t xml:space="preserve">السؤال 8: احسب الطاقة الكامنة للعربة في كل نقطة:</w:t>
       </w:r>
     </w:p>
     <w:p>
@@ -1760,7 +1744,7 @@
           <w:szCs w:val="36"/>
           <w:rtl/>
         </w:rPr>
-        <w:t xml:space="preserve">الطاقة الكامنة في النقطة B:</w:t>
+        <w:t xml:space="preserve">في النقطة A، جوابي:</w:t>
       </w:r>
     </w:p>
     <w:p>
@@ -1779,78 +1763,7 @@
           <w:szCs w:val="36"/>
           <w:rtl/>
         </w:rPr>
-        <w:t xml:space="preserve">الطاقة الكامنة في النقطة C:</w:t>
-      </w:r>
-    </w:p>
-    <w:p>
-      <w:pPr>
-        <w:bidi/>
-        <w:spacing w:after="160" w:line="360"/>
-        <w:jc w:val="right"/>
-      </w:pPr>
-      <w:r>
-        <w:rPr>
-          <w:rFonts w:ascii="Arial" w:cs="Arial" w:hAnsi="Arial"/>
-          <w:b w:val="false"/>
-          <w:sz w:val="36"/>
-          <w:szCs w:val="36"/>
-          <w:rtl/>
-        </w:rPr>
-        <w:t xml:space="preserve">السؤال 8: اختر العلاقة الصحيحة بين أنواع الطاقة:</w:t>
-      </w:r>
-    </w:p>
-    <w:p>
-      <w:pPr>
-        <w:bidi/>
-        <w:spacing w:after="80" w:line="360"/>
-        <w:ind w:right="600"/>
-        <w:jc w:val="right"/>
-      </w:pPr>
-      <w:r>
-        <w:rPr>
-          <w:rFonts w:ascii="Arial" w:cs="Arial" w:hAnsi="Arial"/>
-          <w:b w:val="false"/>
-          <w:sz w:val="36"/>
-          <w:szCs w:val="36"/>
-          <w:rtl/>
-        </w:rPr>
-        <w:t xml:space="preserve">أ) الطاقة الميكانيكية = الطاقة الكامنة ناقص الطاقة الحركية</w:t>
-      </w:r>
-    </w:p>
-    <w:p>
-      <w:pPr>
-        <w:bidi/>
-        <w:spacing w:after="80" w:line="360"/>
-        <w:ind w:right="600"/>
-        <w:jc w:val="right"/>
-      </w:pPr>
-      <w:r>
-        <w:rPr>
-          <w:rFonts w:ascii="Arial" w:cs="Arial" w:hAnsi="Arial"/>
-          <w:b w:val="false"/>
-          <w:sz w:val="36"/>
-          <w:szCs w:val="36"/>
-          <w:rtl/>
-        </w:rPr>
-        <w:t xml:space="preserve">ب) الطاقة الميكانيكية = الطاقة الكامنة ضرب الطاقة الحركية</w:t>
-      </w:r>
-    </w:p>
-    <w:p>
-      <w:pPr>
-        <w:bidi/>
-        <w:spacing w:after="80" w:line="360"/>
-        <w:ind w:right="600"/>
-        <w:jc w:val="right"/>
-      </w:pPr>
-      <w:r>
-        <w:rPr>
-          <w:rFonts w:ascii="Arial" w:cs="Arial" w:hAnsi="Arial"/>
-          <w:b w:val="false"/>
-          <w:sz w:val="36"/>
-          <w:szCs w:val="36"/>
-          <w:rtl/>
-        </w:rPr>
-        <w:t xml:space="preserve">ج) الطاقة الميكانيكية = الطاقة الكامنة زائد الطاقة الحركية</w:t>
+        <w:t xml:space="preserve">في النقطة B، جوابي:</w:t>
       </w:r>
     </w:p>
     <w:p>
@@ -1869,24 +1782,24 @@
           <w:szCs w:val="36"/>
           <w:rtl/>
         </w:rPr>
-        <w:t xml:space="preserve">الإجابة:</w:t>
-      </w:r>
-    </w:p>
-    <w:p>
-      <w:pPr>
-        <w:bidi/>
-        <w:spacing w:after="160" w:line="360"/>
-        <w:jc w:val="right"/>
-      </w:pPr>
-      <w:r>
-        <w:rPr>
-          <w:rFonts w:ascii="Arial" w:cs="Arial" w:hAnsi="Arial"/>
-          <w:b w:val="false"/>
-          <w:sz w:val="36"/>
-          <w:szCs w:val="36"/>
-          <w:rtl/>
-        </w:rPr>
-        <w:t xml:space="preserve">السؤال 9: احسب الطاقة الميكانيكية.</w:t>
+        <w:t xml:space="preserve">في النقطة C، جوابي:</w:t>
+      </w:r>
+    </w:p>
+    <w:p>
+      <w:pPr>
+        <w:bidi/>
+        <w:spacing w:after="160" w:line="360"/>
+        <w:jc w:val="right"/>
+      </w:pPr>
+      <w:r>
+        <w:rPr>
+          <w:rFonts w:ascii="Arial" w:cs="Arial" w:hAnsi="Arial"/>
+          <w:b w:val="false"/>
+          <w:sz w:val="36"/>
+          <w:szCs w:val="36"/>
+          <w:rtl/>
+        </w:rPr>
+        <w:t xml:space="preserve">السؤال 9: احسب الطاقة الميكانيكية للعربة.</w:t>
       </w:r>
     </w:p>
     <w:p>
@@ -1905,7 +1818,7 @@
           <w:szCs w:val="36"/>
           <w:rtl/>
         </w:rPr>
-        <w:t xml:space="preserve">الإجابة:</w:t>
+        <w:t xml:space="preserve">جوابي:</w:t>
       </w:r>
     </w:p>
     <w:p>
@@ -1923,409 +1836,7 @@
           <w:szCs w:val="36"/>
           <w:rtl/>
         </w:rPr>
-        <w:t xml:space="preserve">عملًا موفقًا</w:t>
-      </w:r>
-    </w:p>
-    <w:p>
-      <w:r>
-        <w:br w:type="page"/>
-      </w:r>
-    </w:p>
-    <w:p>
-      <w:pPr>
-        <w:pStyle w:val="Heading1"/>
-        <w:bidi/>
-        <w:spacing w:after="240" w:line="360"/>
-        <w:jc w:val="right"/>
-      </w:pPr>
-      <w:r>
-        <w:rPr>
-          <w:rFonts w:ascii="Arial" w:cs="Arial" w:hAnsi="Arial"/>
-          <w:b/>
-          <w:bCs/>
-          <w:sz w:val="36"/>
-          <w:szCs w:val="36"/>
-          <w:rtl/>
-        </w:rPr>
-        <w:t xml:space="preserve">ملحق: إرشادات للمعلّم (لا يُسلَّم للتلميذ)</w:t>
-      </w:r>
-    </w:p>
-    <w:p>
-      <w:pPr>
-        <w:pStyle w:val="Heading2"/>
-        <w:bidi/>
-        <w:spacing w:after="200" w:line="360"/>
-        <w:jc w:val="right"/>
-      </w:pPr>
-      <w:r>
-        <w:rPr>
-          <w:rFonts w:ascii="Arial" w:cs="Arial" w:hAnsi="Arial"/>
-          <w:b/>
-          <w:bCs/>
-          <w:sz w:val="36"/>
-          <w:szCs w:val="36"/>
-          <w:rtl/>
-        </w:rPr>
-        <w:t xml:space="preserve">1. طريقة التقديم</w:t>
-      </w:r>
-    </w:p>
-    <w:p>
-      <w:pPr>
-        <w:bidi/>
-        <w:spacing w:after="80" w:line="360"/>
-        <w:ind w:right="300"/>
-        <w:jc w:val="right"/>
-      </w:pPr>
-      <w:r>
-        <w:rPr>
-          <w:rFonts w:ascii="Arial" w:cs="Arial" w:hAnsi="Arial"/>
-          <w:b w:val="false"/>
-          <w:sz w:val="36"/>
-          <w:szCs w:val="36"/>
-          <w:rtl/>
-        </w:rPr>
-        <w:t xml:space="preserve">• تُطبع هذه النسخة بطريقة برايل للتلميذ الكفيف كليًا (الملف النصي المرفق جاهز لبرنامج تحويل برايل)، وتُعطى مطبوعة بخط كبير (18 نقطة، عريض، تباين عالٍ) لضعيف البصر.</w:t>
-      </w:r>
-    </w:p>
-    <w:p>
-      <w:pPr>
-        <w:bidi/>
-        <w:spacing w:after="80" w:line="360"/>
-        <w:ind w:right="300"/>
-        <w:jc w:val="right"/>
-      </w:pPr>
-      <w:r>
-        <w:rPr>
-          <w:rFonts w:ascii="Arial" w:cs="Arial" w:hAnsi="Arial"/>
-          <w:b w:val="false"/>
-          <w:sz w:val="36"/>
-          <w:szCs w:val="36"/>
-          <w:rtl/>
-        </w:rPr>
-        <w:t xml:space="preserve">• يمكن أيضًا تقديمها على حاسوب مزوَّد بقارئ شاشة (NVDA أو JAWS)؛ العناوين مُنسَّقة كعناوين حقيقية للتنقّل السريع بينها.</w:t>
-      </w:r>
-    </w:p>
-    <w:p>
-      <w:pPr>
-        <w:bidi/>
-        <w:spacing w:after="80" w:line="360"/>
-        <w:ind w:right="300"/>
-        <w:jc w:val="right"/>
-      </w:pPr>
-      <w:r>
-        <w:rPr>
-          <w:rFonts w:ascii="Arial" w:cs="Arial" w:hAnsi="Arial"/>
-          <w:b w:val="false"/>
-          <w:sz w:val="36"/>
-          <w:szCs w:val="36"/>
-          <w:rtl/>
-        </w:rPr>
-        <w:t xml:space="preserve">• وقت إضافي مقترح: 50% من مدة الامتحان (أي حصة ونصف تقريبًا).</w:t>
-      </w:r>
-    </w:p>
-    <w:p>
-      <w:pPr>
-        <w:bidi/>
-        <w:spacing w:after="80" w:line="360"/>
-        <w:ind w:right="300"/>
-        <w:jc w:val="right"/>
-      </w:pPr>
-      <w:r>
-        <w:rPr>
-          <w:rFonts w:ascii="Arial" w:cs="Arial" w:hAnsi="Arial"/>
-          <w:b w:val="false"/>
-          <w:sz w:val="36"/>
-          <w:szCs w:val="36"/>
-          <w:rtl/>
-        </w:rPr>
-        <w:t xml:space="preserve">• طريقة الإجابة: آلة بيركنز برايل، أو الحاسوب، أو الإملاء على كاتب (مرافق) يكتب ما يقوله التلميذ حرفيًا.</w:t>
-      </w:r>
-    </w:p>
-    <w:p>
-      <w:pPr>
-        <w:bidi/>
-        <w:spacing w:after="80" w:line="360"/>
-        <w:ind w:right="300"/>
-        <w:jc w:val="right"/>
-      </w:pPr>
-      <w:r>
-        <w:rPr>
-          <w:rFonts w:ascii="Arial" w:cs="Arial" w:hAnsi="Arial"/>
-          <w:b w:val="false"/>
-          <w:sz w:val="36"/>
-          <w:szCs w:val="36"/>
-          <w:rtl/>
-        </w:rPr>
-        <w:t xml:space="preserve">• يُسمح بقراءة الأسئلة بصوت عالٍ عند الطلب، دون شرح أو تلميح للإجابة.</w:t>
-      </w:r>
-    </w:p>
-    <w:p>
-      <w:pPr>
-        <w:bidi/>
-        <w:spacing w:after="240" w:line="360"/>
-        <w:ind w:right="300"/>
-        <w:jc w:val="right"/>
-      </w:pPr>
-      <w:r>
-        <w:rPr>
-          <w:rFonts w:ascii="Arial" w:cs="Arial" w:hAnsi="Arial"/>
-          <w:b w:val="false"/>
-          <w:sz w:val="36"/>
-          <w:szCs w:val="36"/>
-          <w:rtl/>
-        </w:rPr>
-        <w:t xml:space="preserve">• يُسمح بآلة حاسبة ناطقة إذا كانت الحاسبة مسموحة لبقية التلاميذ.</w:t>
-      </w:r>
-    </w:p>
-    <w:p>
-      <w:pPr>
-        <w:pStyle w:val="Heading2"/>
-        <w:bidi/>
-        <w:spacing w:after="200" w:line="360"/>
-        <w:jc w:val="right"/>
-      </w:pPr>
-      <w:r>
-        <w:rPr>
-          <w:rFonts w:ascii="Arial" w:cs="Arial" w:hAnsi="Arial"/>
-          <w:b/>
-          <w:bCs/>
-          <w:sz w:val="36"/>
-          <w:szCs w:val="36"/>
-          <w:rtl/>
-        </w:rPr>
-        <w:t xml:space="preserve">2. ما الذي تغيّر عن الامتحان الأصلي</w:t>
-      </w:r>
-    </w:p>
-    <w:p>
-      <w:pPr>
-        <w:bidi/>
-        <w:spacing w:after="80" w:line="360"/>
-        <w:ind w:right="300"/>
-        <w:jc w:val="right"/>
-      </w:pPr>
-      <w:r>
-        <w:rPr>
-          <w:rFonts w:ascii="Arial" w:cs="Arial" w:hAnsi="Arial"/>
-          <w:b w:val="false"/>
-          <w:sz w:val="36"/>
-          <w:szCs w:val="36"/>
-          <w:rtl/>
-        </w:rPr>
-        <w:t xml:space="preserve">• استُبدلت الصورتان بوصف كتابي، وجُمعت كل الأرقام في قائمة «المعطيات» حتى لا يحتاج التلميذ إلى الصورة للحل.</w:t>
-      </w:r>
-    </w:p>
-    <w:p>
-      <w:pPr>
-        <w:bidi/>
-        <w:spacing w:after="80" w:line="360"/>
-        <w:ind w:right="300"/>
-        <w:jc w:val="right"/>
-      </w:pPr>
-      <w:r>
-        <w:rPr>
-          <w:rFonts w:ascii="Arial" w:cs="Arial" w:hAnsi="Arial"/>
-          <w:b w:val="false"/>
-          <w:sz w:val="36"/>
-          <w:szCs w:val="36"/>
-          <w:rtl/>
-        </w:rPr>
-        <w:t xml:space="preserve">• استُبدلت الخطوط المنقَّطة بكلمة «الإجابة» لأن النقاط تُقرأ في برايل وقارئ الشاشة كرموز مزعجة.</w:t>
-      </w:r>
-    </w:p>
-    <w:p>
-      <w:pPr>
-        <w:bidi/>
-        <w:spacing w:after="80" w:line="360"/>
-        <w:ind w:right="300"/>
-        <w:jc w:val="right"/>
-      </w:pPr>
-      <w:r>
-        <w:rPr>
-          <w:rFonts w:ascii="Arial" w:cs="Arial" w:hAnsi="Arial"/>
-          <w:b w:val="false"/>
-          <w:sz w:val="36"/>
-          <w:szCs w:val="36"/>
-          <w:rtl/>
-        </w:rPr>
-        <w:t xml:space="preserve">• رُقّمت كل الأسئلة (السؤال 1، 2، ...) ورُمِّزت الخيارات بـ أ، ب، ج ليكتب التلميذ حرفًا بدل أن يضع إشارة.</w:t>
-      </w:r>
-    </w:p>
-    <w:p>
-      <w:pPr>
-        <w:bidi/>
-        <w:spacing w:after="80" w:line="360"/>
-        <w:ind w:right="300"/>
-        <w:jc w:val="right"/>
-      </w:pPr>
-      <w:r>
-        <w:rPr>
-          <w:rFonts w:ascii="Arial" w:cs="Arial" w:hAnsi="Arial"/>
-          <w:b w:val="false"/>
-          <w:sz w:val="36"/>
-          <w:szCs w:val="36"/>
-          <w:rtl/>
-        </w:rPr>
-        <w:t xml:space="preserve">• كُتبت طريقة قراءة الوحدات بين قوسين (مثل m/s = متر في الثانية) لأن قارئ الشاشة يقرأها أحيانًا حرفًا حرفًا.</w:t>
-      </w:r>
-    </w:p>
-    <w:p>
-      <w:pPr>
-        <w:bidi/>
-        <w:spacing w:after="80" w:line="360"/>
-        <w:ind w:right="300"/>
-        <w:jc w:val="right"/>
-      </w:pPr>
-      <w:r>
-        <w:rPr>
-          <w:rFonts w:ascii="Arial" w:cs="Arial" w:hAnsi="Arial"/>
-          <w:b w:val="false"/>
-          <w:sz w:val="36"/>
-          <w:szCs w:val="36"/>
-          <w:rtl/>
-        </w:rPr>
-        <w:t xml:space="preserve">• في السؤال 8 كُتبت الإشارات (-، ×، +) بالكلمات (ناقص، ضرب، زائد) لتفادي الالتباس في برايل.</w:t>
-      </w:r>
-    </w:p>
-    <w:p>
-      <w:pPr>
-        <w:bidi/>
-        <w:spacing w:after="80" w:line="360"/>
-        <w:ind w:right="300"/>
-        <w:jc w:val="right"/>
-      </w:pPr>
-      <w:r>
-        <w:rPr>
-          <w:rFonts w:ascii="Arial" w:cs="Arial" w:hAnsi="Arial"/>
-          <w:b w:val="false"/>
-          <w:sz w:val="36"/>
-          <w:szCs w:val="36"/>
-          <w:rtl/>
-        </w:rPr>
-        <w:t xml:space="preserve">• صُحّح خطأ مطبعي: «أكنتب» أصبحت «اختر»، لأن السؤال هو اختيار من متعدد.</w:t>
-      </w:r>
-    </w:p>
-    <w:p>
-      <w:pPr>
-        <w:bidi/>
-        <w:spacing w:after="240" w:line="360"/>
-        <w:ind w:right="300"/>
-        <w:jc w:val="right"/>
-      </w:pPr>
-      <w:r>
-        <w:rPr>
-          <w:rFonts w:ascii="Arial" w:cs="Arial" w:hAnsi="Arial"/>
-          <w:b w:val="false"/>
-          <w:sz w:val="36"/>
-          <w:szCs w:val="36"/>
-          <w:rtl/>
-        </w:rPr>
-        <w:t xml:space="preserve">• لم يتغيّر مضمون الأسئلة ولا توزيع العلامات (4 + 5 + 6 = 15).</w:t>
-      </w:r>
-    </w:p>
-    <w:p>
-      <w:pPr>
-        <w:pStyle w:val="Heading2"/>
-        <w:bidi/>
-        <w:spacing w:after="200" w:line="360"/>
-        <w:jc w:val="right"/>
-      </w:pPr>
-      <w:r>
-        <w:rPr>
-          <w:rFonts w:ascii="Arial" w:cs="Arial" w:hAnsi="Arial"/>
-          <w:b/>
-          <w:bCs/>
-          <w:sz w:val="36"/>
-          <w:szCs w:val="36"/>
-          <w:rtl/>
-        </w:rPr>
-        <w:t xml:space="preserve">3. رسوم بارزة مقترحة (اختيارية لكن مفيدة)</w:t>
-      </w:r>
-    </w:p>
-    <w:p>
-      <w:pPr>
-        <w:bidi/>
-        <w:spacing w:after="160" w:line="360"/>
-        <w:jc w:val="right"/>
-      </w:pPr>
-      <w:r>
-        <w:rPr>
-          <w:rFonts w:ascii="Arial" w:cs="Arial" w:hAnsi="Arial"/>
-          <w:b w:val="false"/>
-          <w:sz w:val="36"/>
-          <w:szCs w:val="36"/>
-          <w:rtl/>
-        </w:rPr>
-        <w:t xml:space="preserve">الرسم البارز للتمرين 2: خط أفقي في الأسفل يمثّل الأرض، وخط أفقي في الأعلى يمثّل الرف، وبينهما سهم عمودي بارز يتجه إلى الأعلى مكتوب بجانبه بالبرايل «2 m». يمكن لصق مربع صغير من الكرتون أو الإسفنج على الأرض يمثّل الصندوق. لا حاجة لرسم التلميذ نفسه.</w:t>
-      </w:r>
-    </w:p>
-    <w:p>
-      <w:pPr>
-        <w:bidi/>
-        <w:spacing w:after="160" w:line="360"/>
-        <w:jc w:val="right"/>
-      </w:pPr>
-      <w:r>
-        <w:rPr>
-          <w:rFonts w:ascii="Arial" w:cs="Arial" w:hAnsi="Arial"/>
-          <w:b w:val="false"/>
-          <w:sz w:val="36"/>
-          <w:szCs w:val="36"/>
-          <w:rtl/>
-        </w:rPr>
-        <w:t xml:space="preserve">الرسم البارز للتمرين 3: خيط أو سلك لاصق (Wikki Stix) أو خط منتفخ على ورق حراري يرسم المسار: قمة عالية على اليسار (A)، ثم نزول إلى جزء مستوٍ في الوسط (B)، ثم نزول إلى الأرض على اليمين (C). ضع نقطة بارزة كبيرة (زر أو ملصق دائري) عند كل من A وB وC مع الحرف بالبرايل، وخطوطًا عمودية متقطّعة بارزة تحت كل نقطة مع الارتفاع (5 m، 2 m، 0 m). خط الأرض يكون بملمس مختلف (مثلًا خط خشن).</w:t>
-      </w:r>
-    </w:p>
-    <w:p>
-      <w:pPr>
-        <w:bidi/>
-        <w:spacing w:after="240" w:line="360"/>
-        <w:jc w:val="right"/>
-      </w:pPr>
-      <w:r>
-        <w:rPr>
-          <w:rFonts w:ascii="Arial" w:cs="Arial" w:hAnsi="Arial"/>
-          <w:b w:val="false"/>
-          <w:sz w:val="36"/>
-          <w:szCs w:val="36"/>
-          <w:rtl/>
-        </w:rPr>
-        <w:t xml:space="preserve">نصائح للرسم البارز: أبعد العناصر عن بعضها مسافة 1 سم على الأقل، ولا تضع أكثر من ثلاثة ملامس مختلفة، ودع التلميذ يستكشف الرسم قبل بدء الامتحان مع شرح قصير لمحتواه.</w:t>
-      </w:r>
-    </w:p>
-    <w:p>
-      <w:pPr>
-        <w:pStyle w:val="Heading2"/>
-        <w:bidi/>
-        <w:spacing w:after="200" w:line="360"/>
-        <w:jc w:val="right"/>
-      </w:pPr>
-      <w:r>
-        <w:rPr>
-          <w:rFonts w:ascii="Arial" w:cs="Arial" w:hAnsi="Arial"/>
-          <w:b/>
-          <w:bCs/>
-          <w:sz w:val="36"/>
-          <w:szCs w:val="36"/>
-          <w:rtl/>
-        </w:rPr>
-        <w:t xml:space="preserve">4. شعار المدرسة</w:t>
-      </w:r>
-    </w:p>
-    <w:p>
-      <w:pPr>
-        <w:bidi/>
-        <w:spacing w:after="160" w:line="360"/>
-        <w:jc w:val="right"/>
-      </w:pPr>
-      <w:r>
-        <w:rPr>
-          <w:rFonts w:ascii="Arial" w:cs="Arial" w:hAnsi="Arial"/>
-          <w:b w:val="false"/>
-          <w:sz w:val="36"/>
-          <w:szCs w:val="36"/>
-          <w:rtl/>
-        </w:rPr>
-        <w:t xml:space="preserve">حُذف شعار مدارس المبرات من نسخة التلميذ لأنه صورة زخرفية لا تحمل معلومات مطلوبة للحل، واستُبدل باسم المؤسسة مكتوبًا.</w:t>
+        <w:t xml:space="preserve">انتهى الامتحان. بالتوفيق.</w:t>
       </w:r>
     </w:p>
     <w:sectPr>
